--- a/Docs/TechTask/ТЗ 0.0.2.docx
+++ b/Docs/TechTask/ТЗ 0.0.2.docx
@@ -479,8 +479,6 @@
       <w:r>
         <w:t>+</w:t>
       </w:r>
-      <w:bookmarkStart w:id="0" w:name="_GoBack"/>
-      <w:bookmarkEnd w:id="0"/>
       <w:r>
         <w:t>0.0.2.8.2</w:t>
       </w:r>
@@ -549,6 +547,41 @@
       </w:r>
       <w:r>
         <w:t>.</w:t>
+      </w:r>
+    </w:p>
+    <w:p>
+      <w:r>
+        <w:tab/>
+      </w:r>
+      <w:r>
+        <w:tab/>
+        <w:t>0.0.2.8.</w:t>
+      </w:r>
+      <w:r>
+        <w:t>5</w:t>
+      </w:r>
+      <w:r>
+        <w:t xml:space="preserve">. </w:t>
+      </w:r>
+      <w:r>
+        <w:t>Кнопка Отложить проект (уменьшение приоритета проекта на величину, пропорциональную заданному периоду (в днях и часах) и приоритету категории и переключение на следующий элемент расписания)</w:t>
+      </w:r>
+      <w:bookmarkStart w:id="0" w:name="_GoBack"/>
+      <w:bookmarkEnd w:id="0"/>
+      <w:r>
+        <w:t xml:space="preserve"> – </w:t>
+      </w:r>
+      <w:r>
+        <w:rPr>
+          <w:lang w:val="en-US"/>
+        </w:rPr>
+        <w:t>Web</w:t>
+      </w:r>
+      <w:r>
+        <w:t>-</w:t>
+      </w:r>
+      <w:r>
+        <w:t>клиент.</w:t>
       </w:r>
     </w:p>
     <w:p/>
